--- a/epreuves/2026-2027/DGCAST_Sequence_1/DGCAST_F2T_Geography_Seq1_2026-2027.docx
+++ b/epreuves/2026-2027/DGCAST_Sequence_1/DGCAST_F2T_Geography_Seq1_2026-2027.docx
@@ -262,7 +262,7 @@
                 <wp:inline distT="0" distB="0" distL="0" distR="0">
                   <wp:extent cx="1428750" cy="1104900"/>
                   <wp:effectExtent t="0" r="0" b="0" l="0"/>
-                  <wp:docPr id="7" name="" descr="" title=""/>
+                  <wp:docPr id="8" name="" descr="" title=""/>
                   <wp:cNvGraphicFramePr>
                     <a:graphicFrameLocks xmlns:a="http://schemas.openxmlformats.org/drawingml/2006/main" noChangeAspect="1"/>
                   </wp:cNvGraphicFramePr>
@@ -885,7 +885,7 @@
                 <w:sz w:val="20"/>
                 <w:szCs w:val="20"/>
               </w:rPr>
-              <w:t xml:space="preserve"> Learners are able to protect the resources of the equatorial region.</w:t>
+              <w:t xml:space="preserve"> Learners are able to protect the resources of the equatorial and tropical grassland regions.</w:t>
             </w:r>
           </w:p>
         </w:tc>
@@ -1594,7 +1594,7 @@
                 <w:sz w:val="22"/>
                 <w:szCs w:val="22"/>
               </w:rPr>
-              <w:t xml:space="preserve">6. The washing down of soil nutrients by heavy rain is called:</w:t>
+              <w:t xml:space="preserve">6. Which of the following is a problem caused by man in the equatorial region?</w:t>
             </w:r>
           </w:p>
           <w:p>
@@ -1608,7 +1608,7 @@
                 <w:sz w:val="22"/>
                 <w:szCs w:val="22"/>
               </w:rPr>
-              <w:t xml:space="preserve">A.  Leaching</w:t>
+              <w:t xml:space="preserve">A.  Deforestation</w:t>
             </w:r>
           </w:p>
           <w:p>
@@ -1622,7 +1622,7 @@
                 <w:sz w:val="22"/>
                 <w:szCs w:val="22"/>
               </w:rPr>
-              <w:t xml:space="preserve">B.  Evaporation</w:t>
+              <w:t xml:space="preserve">B.  Frost</w:t>
             </w:r>
           </w:p>
           <w:p>
@@ -1636,7 +1636,7 @@
                 <w:sz w:val="22"/>
                 <w:szCs w:val="22"/>
               </w:rPr>
-              <w:t xml:space="preserve">C.  Irrigation</w:t>
+              <w:t xml:space="preserve">C.  Snowstorms</w:t>
             </w:r>
           </w:p>
           <w:p>
@@ -1650,7 +1650,7 @@
                 <w:sz w:val="22"/>
                 <w:szCs w:val="22"/>
               </w:rPr>
-              <w:t xml:space="preserve">D.  Transpiration</w:t>
+              <w:t xml:space="preserve">D.  Sandstorms</w:t>
             </w:r>
           </w:p>
         </w:tc>
@@ -1688,7 +1688,7 @@
                 <w:sz w:val="22"/>
                 <w:szCs w:val="22"/>
               </w:rPr>
-              <w:t xml:space="preserve">2. Which of the following is an equatorial region?</w:t>
+              <w:t xml:space="preserve">2. The annual rainfall of the equatorial region is generally:</w:t>
             </w:r>
           </w:p>
           <w:p>
@@ -1702,7 +1702,7 @@
                 <w:sz w:val="22"/>
                 <w:szCs w:val="22"/>
               </w:rPr>
-              <w:t xml:space="preserve">A.  The Sahara</w:t>
+              <w:t xml:space="preserve">A.  Below 250 mm</w:t>
             </w:r>
           </w:p>
           <w:p>
@@ -1716,7 +1716,7 @@
                 <w:sz w:val="22"/>
                 <w:szCs w:val="22"/>
               </w:rPr>
-              <w:t xml:space="preserve">B.  The Congo Basin</w:t>
+              <w:t xml:space="preserve">B.  About 500 mm</w:t>
             </w:r>
           </w:p>
           <w:p>
@@ -1730,7 +1730,7 @@
                 <w:sz w:val="22"/>
                 <w:szCs w:val="22"/>
               </w:rPr>
-              <w:t xml:space="preserve">C.  The Sahel</w:t>
+              <w:t xml:space="preserve">C.  1,500 to 2,500 mm</w:t>
             </w:r>
           </w:p>
           <w:p>
@@ -1744,7 +1744,7 @@
                 <w:sz w:val="22"/>
                 <w:szCs w:val="22"/>
               </w:rPr>
-              <w:t xml:space="preserve">D.  The Mediterranean</w:t>
+              <w:t xml:space="preserve">D.  Nil</w:t>
             </w:r>
           </w:p>
         </w:tc>
@@ -1777,7 +1777,7 @@
                 <w:sz w:val="22"/>
                 <w:szCs w:val="22"/>
               </w:rPr>
-              <w:t xml:space="preserve">7. The equatorial forest is evergreen because:</w:t>
+              <w:t xml:space="preserve">7. Which of the following is a measure to protect the equatorial forest?</w:t>
             </w:r>
           </w:p>
           <w:p>
@@ -1791,7 +1791,7 @@
                 <w:sz w:val="22"/>
                 <w:szCs w:val="22"/>
               </w:rPr>
-              <w:t xml:space="preserve">A.  Its trees shed their leaves at different times</w:t>
+              <w:t xml:space="preserve">A.  Reforestation</w:t>
             </w:r>
           </w:p>
           <w:p>
@@ -1805,7 +1805,7 @@
                 <w:sz w:val="22"/>
                 <w:szCs w:val="22"/>
               </w:rPr>
-              <w:t xml:space="preserve">B.  Its trees have no leaves</w:t>
+              <w:t xml:space="preserve">B.  Burning the bush</w:t>
             </w:r>
           </w:p>
           <w:p>
@@ -1819,7 +1819,7 @@
                 <w:sz w:val="22"/>
                 <w:szCs w:val="22"/>
               </w:rPr>
-              <w:t xml:space="preserve">C.  It rains only in summer</w:t>
+              <w:t xml:space="preserve">C.  Selling all the timber</w:t>
             </w:r>
           </w:p>
           <w:p>
@@ -1833,7 +1833,7 @@
                 <w:sz w:val="22"/>
                 <w:szCs w:val="22"/>
               </w:rPr>
-              <w:t xml:space="preserve">D.  Its trees are very short</w:t>
+              <w:t xml:space="preserve">D.  Cutting the trees</w:t>
             </w:r>
           </w:p>
         </w:tc>
@@ -1871,7 +1871,7 @@
                 <w:sz w:val="22"/>
                 <w:szCs w:val="22"/>
               </w:rPr>
-              <w:t xml:space="preserve">3. The average temperature of the equatorial region is about:</w:t>
+              <w:t xml:space="preserve">3. The washing down of soil nutrients by heavy rain is called:</w:t>
             </w:r>
           </w:p>
           <w:p>
@@ -1885,7 +1885,7 @@
                 <w:sz w:val="22"/>
                 <w:szCs w:val="22"/>
               </w:rPr>
-              <w:t xml:space="preserve">A.  10 °C</w:t>
+              <w:t xml:space="preserve">A.  Leaching</w:t>
             </w:r>
           </w:p>
           <w:p>
@@ -1899,7 +1899,7 @@
                 <w:sz w:val="22"/>
                 <w:szCs w:val="22"/>
               </w:rPr>
-              <w:t xml:space="preserve">B.  18 °C</w:t>
+              <w:t xml:space="preserve">B.  Evaporation</w:t>
             </w:r>
           </w:p>
           <w:p>
@@ -1913,7 +1913,7 @@
                 <w:sz w:val="22"/>
                 <w:szCs w:val="22"/>
               </w:rPr>
-              <w:t xml:space="preserve">C.  27 °C</w:t>
+              <w:t xml:space="preserve">C.  Irrigation</w:t>
             </w:r>
           </w:p>
           <w:p>
@@ -1927,7 +1927,7 @@
                 <w:sz w:val="22"/>
                 <w:szCs w:val="22"/>
               </w:rPr>
-              <w:t xml:space="preserve">D.  40 °C</w:t>
+              <w:t xml:space="preserve">D.  Transpiration</w:t>
             </w:r>
           </w:p>
         </w:tc>
@@ -1960,7 +1960,7 @@
                 <w:sz w:val="22"/>
                 <w:szCs w:val="22"/>
               </w:rPr>
-              <w:t xml:space="preserve">8. Which of the following is a hardwood of the equatorial forest?</w:t>
+              <w:t xml:space="preserve">8. The tropical grassland (savanna) region has a vegetation of:</w:t>
             </w:r>
           </w:p>
           <w:p>
@@ -1974,7 +1974,7 @@
                 <w:sz w:val="22"/>
                 <w:szCs w:val="22"/>
               </w:rPr>
-              <w:t xml:space="preserve">A.  Pine</w:t>
+              <w:t xml:space="preserve">A.  Mosses and lichens</w:t>
             </w:r>
           </w:p>
           <w:p>
@@ -1988,7 +1988,7 @@
                 <w:sz w:val="22"/>
                 <w:szCs w:val="22"/>
               </w:rPr>
-              <w:t xml:space="preserve">B.  Mahogany</w:t>
+              <w:t xml:space="preserve">B.  Tall grass with scattered trees</w:t>
             </w:r>
           </w:p>
           <w:p>
@@ -2002,7 +2002,7 @@
                 <w:sz w:val="22"/>
                 <w:szCs w:val="22"/>
               </w:rPr>
-              <w:t xml:space="preserve">C.  Eucalyptus</w:t>
+              <w:t xml:space="preserve">C.  Dense evergreen forest</w:t>
             </w:r>
           </w:p>
           <w:p>
@@ -2016,7 +2016,7 @@
                 <w:sz w:val="22"/>
                 <w:szCs w:val="22"/>
               </w:rPr>
-              <w:t xml:space="preserve">D.  Baobab</w:t>
+              <w:t xml:space="preserve">D.  Short cactus plants</w:t>
             </w:r>
           </w:p>
         </w:tc>
@@ -2054,7 +2054,7 @@
                 <w:sz w:val="22"/>
                 <w:szCs w:val="22"/>
               </w:rPr>
-              <w:t xml:space="preserve">4. The annual rainfall of the equatorial region is generally:</w:t>
+              <w:t xml:space="preserve">4. Which of the following is a hardwood of the equatorial forest?</w:t>
             </w:r>
           </w:p>
           <w:p>
@@ -2068,7 +2068,7 @@
                 <w:sz w:val="22"/>
                 <w:szCs w:val="22"/>
               </w:rPr>
-              <w:t xml:space="preserve">A.  Below 250 mm</w:t>
+              <w:t xml:space="preserve">A.  Pine</w:t>
             </w:r>
           </w:p>
           <w:p>
@@ -2082,7 +2082,7 @@
                 <w:sz w:val="22"/>
                 <w:szCs w:val="22"/>
               </w:rPr>
-              <w:t xml:space="preserve">B.  About 500 mm</w:t>
+              <w:t xml:space="preserve">B.  Mahogany</w:t>
             </w:r>
           </w:p>
           <w:p>
@@ -2096,7 +2096,7 @@
                 <w:sz w:val="22"/>
                 <w:szCs w:val="22"/>
               </w:rPr>
-              <w:t xml:space="preserve">C.  Above 1,500 mm</w:t>
+              <w:t xml:space="preserve">C.  Eucalyptus</w:t>
             </w:r>
           </w:p>
           <w:p>
@@ -2110,7 +2110,7 @@
                 <w:sz w:val="22"/>
                 <w:szCs w:val="22"/>
               </w:rPr>
-              <w:t xml:space="preserve">D.  Nil</w:t>
+              <w:t xml:space="preserve">D.  Baobab</w:t>
             </w:r>
           </w:p>
         </w:tc>
@@ -2143,7 +2143,7 @@
                 <w:sz w:val="22"/>
                 <w:szCs w:val="22"/>
               </w:rPr>
-              <w:t xml:space="preserve">9. Which of the following is a human activity of the equatorial region?</w:t>
+              <w:t xml:space="preserve">9. The tropical grassland (savanna) climate has:</w:t>
             </w:r>
           </w:p>
           <w:p>
@@ -2157,7 +2157,7 @@
                 <w:sz w:val="22"/>
                 <w:szCs w:val="22"/>
               </w:rPr>
-              <w:t xml:space="preserve">A.  Lumbering</w:t>
+              <w:t xml:space="preserve">A.  Rain in every month</w:t>
             </w:r>
           </w:p>
           <w:p>
@@ -2171,7 +2171,7 @@
                 <w:sz w:val="22"/>
                 <w:szCs w:val="22"/>
               </w:rPr>
-              <w:t xml:space="preserve">B.  Camel herding</w:t>
+              <w:t xml:space="preserve">B.  A wet season and a dry season</w:t>
             </w:r>
           </w:p>
           <w:p>
@@ -2185,7 +2185,7 @@
                 <w:sz w:val="22"/>
                 <w:szCs w:val="22"/>
               </w:rPr>
-              <w:t xml:space="preserve">C.  Ice fishing</w:t>
+              <w:t xml:space="preserve">C.  Snow in winter</w:t>
             </w:r>
           </w:p>
           <w:p>
@@ -2199,7 +2199,7 @@
                 <w:sz w:val="22"/>
                 <w:szCs w:val="22"/>
               </w:rPr>
-              <w:t xml:space="preserve">D.  Reindeer herding</w:t>
+              <w:t xml:space="preserve">D.  No rain at all</w:t>
             </w:r>
           </w:p>
         </w:tc>
@@ -2237,7 +2237,7 @@
                 <w:sz w:val="22"/>
                 <w:szCs w:val="22"/>
               </w:rPr>
-              <w:t xml:space="preserve">5. The annual range of temperature of the equatorial climate is:</w:t>
+              <w:t xml:space="preserve">5. Farming a piece of forest for a few years and moving when the soil is poor is called:</w:t>
             </w:r>
           </w:p>
           <w:p>
@@ -2251,7 +2251,7 @@
                 <w:sz w:val="22"/>
                 <w:szCs w:val="22"/>
               </w:rPr>
-              <w:t xml:space="preserve">A.  Very small (2 to 3 °C)</w:t>
+              <w:t xml:space="preserve">A.  Irrigation</w:t>
             </w:r>
           </w:p>
           <w:p>
@@ -2265,7 +2265,7 @@
                 <w:sz w:val="22"/>
                 <w:szCs w:val="22"/>
               </w:rPr>
-              <w:t xml:space="preserve">B.  About 15 °C</w:t>
+              <w:t xml:space="preserve">B.  Plantation farming</w:t>
             </w:r>
           </w:p>
           <w:p>
@@ -2279,7 +2279,7 @@
                 <w:sz w:val="22"/>
                 <w:szCs w:val="22"/>
               </w:rPr>
-              <w:t xml:space="preserve">C.  About 20 °C</w:t>
+              <w:t xml:space="preserve">C.  Shifting cultivation</w:t>
             </w:r>
           </w:p>
           <w:p>
@@ -2293,7 +2293,7 @@
                 <w:sz w:val="22"/>
                 <w:szCs w:val="22"/>
               </w:rPr>
-              <w:t xml:space="preserve">D.  About 30 °C</w:t>
+              <w:t xml:space="preserve">D.  Fish farming</w:t>
             </w:r>
           </w:p>
         </w:tc>
@@ -2326,7 +2326,7 @@
                 <w:sz w:val="22"/>
                 <w:szCs w:val="22"/>
               </w:rPr>
-              <w:t xml:space="preserve">10. Which of the following is a problem of the equatorial region?</w:t>
+              <w:t xml:space="preserve">10. Which savanna tree stores water in its trunk?</w:t>
             </w:r>
           </w:p>
           <w:p>
@@ -2340,7 +2340,7 @@
                 <w:sz w:val="22"/>
                 <w:szCs w:val="22"/>
               </w:rPr>
-              <w:t xml:space="preserve">A.  Deforestation</w:t>
+              <w:t xml:space="preserve">A.  Mahogany</w:t>
             </w:r>
           </w:p>
           <w:p>
@@ -2354,7 +2354,7 @@
                 <w:sz w:val="22"/>
                 <w:szCs w:val="22"/>
               </w:rPr>
-              <w:t xml:space="preserve">B.  Desertification</w:t>
+              <w:t xml:space="preserve">B.  Ebony</w:t>
             </w:r>
           </w:p>
           <w:p>
@@ -2368,7 +2368,7 @@
                 <w:sz w:val="22"/>
                 <w:szCs w:val="22"/>
               </w:rPr>
-              <w:t xml:space="preserve">C.  Frost</w:t>
+              <w:t xml:space="preserve">C.  Baobab</w:t>
             </w:r>
           </w:p>
           <w:p>
@@ -2382,7 +2382,7 @@
                 <w:sz w:val="22"/>
                 <w:szCs w:val="22"/>
               </w:rPr>
-              <w:t xml:space="preserve">D.  Snowstorms</w:t>
+              <w:t xml:space="preserve">D.  Iroko</w:t>
             </w:r>
           </w:p>
         </w:tc>
@@ -3569,7 +3569,7 @@
                 <w:sz w:val="24"/>
                 <w:szCs w:val="24"/>
               </w:rPr>
-              <w:t xml:space="preserve"> Calculate the annual range of temperature. </w:t>
+              <w:t xml:space="preserve"> Name the wettest month. </w:t>
             </w:r>
             <w:r>
               <w:rPr>
@@ -3648,7 +3648,7 @@
                 <w:sz w:val="24"/>
                 <w:szCs w:val="24"/>
               </w:rPr>
-              <w:t xml:space="preserve"> Calculate the total annual rainfall. </w:t>
+              <w:t xml:space="preserve"> State </w:t>
             </w:r>
             <w:r>
               <w:rPr>
@@ -3658,7 +3658,25 @@
                 <w:sz w:val="24"/>
                 <w:szCs w:val="24"/>
               </w:rPr>
-              <w:t xml:space="preserve">(1 mark)</w:t>
+              <w:t xml:space="preserve">two</w:t>
+            </w:r>
+            <w:r>
+              <w:rPr>
+                <w:rFonts w:ascii="Times New Roman" w:cs="Times New Roman" w:eastAsia="Times New Roman" w:hAnsi="Times New Roman"/>
+                <w:sz w:val="24"/>
+                <w:szCs w:val="24"/>
+              </w:rPr>
+              <w:t xml:space="preserve"> characteristics of the equatorial climate shown by these figures. </w:t>
+            </w:r>
+            <w:r>
+              <w:rPr>
+                <w:rFonts w:ascii="Times New Roman" w:cs="Times New Roman" w:eastAsia="Times New Roman" w:hAnsi="Times New Roman"/>
+                <w:b/>
+                <w:bCs/>
+                <w:sz w:val="24"/>
+                <w:szCs w:val="24"/>
+              </w:rPr>
+              <w:t xml:space="preserve">(3 marks)</w:t>
             </w:r>
           </w:p>
           <w:p>
@@ -3693,150 +3711,6 @@
                 <w:szCs w:val="24"/>
               </w:rPr>
               <w:t xml:space="preserve">	</w:t>
-            </w:r>
-          </w:p>
-        </w:tc>
-      </w:tr>
-      <w:tr>
-        <w:tc>
-          <w:tcPr>
-            <w:tcW w:type="dxa" w:w="5233"/>
-            <w:tcMar>
-              <w:top w:type="dxa" w:w="50"/>
-              <w:left w:type="dxa" w:w="90"/>
-              <w:bottom w:type="dxa" w:w="50"/>
-              <w:right w:type="dxa" w:w="90"/>
-            </w:tcMar>
-            <w:vAlign w:val="center"/>
-          </w:tcPr>
-          <w:p>
-            <w:pPr>
-              <w:spacing w:after="0" w:before="0"/>
-            </w:pPr>
-            <w:r>
-              <w:rPr>
-                <w:rFonts w:ascii="Times New Roman" w:cs="Times New Roman" w:eastAsia="Times New Roman" w:hAnsi="Times New Roman"/>
-                <w:b/>
-                <w:bCs/>
-                <w:sz w:val="24"/>
-                <w:szCs w:val="24"/>
-              </w:rPr>
-              <w:t xml:space="preserve">c)</w:t>
-            </w:r>
-            <w:r>
-              <w:rPr>
-                <w:rFonts w:ascii="Times New Roman" w:cs="Times New Roman" w:eastAsia="Times New Roman" w:hAnsi="Times New Roman"/>
-                <w:sz w:val="24"/>
-                <w:szCs w:val="24"/>
-              </w:rPr>
-              <w:t xml:space="preserve"> Name the wettest month. </w:t>
-            </w:r>
-            <w:r>
-              <w:rPr>
-                <w:rFonts w:ascii="Times New Roman" w:cs="Times New Roman" w:eastAsia="Times New Roman" w:hAnsi="Times New Roman"/>
-                <w:b/>
-                <w:bCs/>
-                <w:sz w:val="24"/>
-                <w:szCs w:val="24"/>
-              </w:rPr>
-              <w:t xml:space="preserve">(1 mark)</w:t>
-            </w:r>
-          </w:p>
-          <w:p>
-            <w:pPr>
-              <w:tabs>
-                <w:tab w:val="right" w:pos="5040" w:leader="dot"/>
-              </w:tabs>
-              <w:spacing w:after="0" w:before="0" w:line="380"/>
-              <w:ind w:left="0"/>
-            </w:pPr>
-            <w:r>
-              <w:rPr>
-                <w:rFonts w:ascii="Times New Roman" w:cs="Times New Roman" w:eastAsia="Times New Roman" w:hAnsi="Times New Roman"/>
-                <w:sz w:val="24"/>
-                <w:szCs w:val="24"/>
-              </w:rPr>
-              <w:t xml:space="preserve">	</w:t>
-            </w:r>
-          </w:p>
-          <w:p>
-            <w:pPr>
-              <w:tabs>
-                <w:tab w:val="right" w:pos="5040" w:leader="dot"/>
-              </w:tabs>
-              <w:spacing w:after="0" w:before="0" w:line="380"/>
-              <w:ind w:left="0"/>
-            </w:pPr>
-            <w:r>
-              <w:rPr>
-                <w:rFonts w:ascii="Times New Roman" w:cs="Times New Roman" w:eastAsia="Times New Roman" w:hAnsi="Times New Roman"/>
-                <w:sz w:val="24"/>
-                <w:szCs w:val="24"/>
-              </w:rPr>
-              <w:t xml:space="preserve">	</w:t>
-            </w:r>
-          </w:p>
-        </w:tc>
-        <w:tc>
-          <w:tcPr>
-            <w:tcW w:type="dxa" w:w="5233"/>
-            <w:tcMar>
-              <w:top w:type="dxa" w:w="50"/>
-              <w:left w:type="dxa" w:w="90"/>
-              <w:bottom w:type="dxa" w:w="50"/>
-              <w:right w:type="dxa" w:w="90"/>
-            </w:tcMar>
-            <w:vAlign w:val="center"/>
-          </w:tcPr>
-          <w:p>
-            <w:pPr>
-              <w:spacing w:after="0" w:before="0"/>
-            </w:pPr>
-            <w:r>
-              <w:rPr>
-                <w:rFonts w:ascii="Times New Roman" w:cs="Times New Roman" w:eastAsia="Times New Roman" w:hAnsi="Times New Roman"/>
-                <w:b/>
-                <w:bCs/>
-                <w:sz w:val="24"/>
-                <w:szCs w:val="24"/>
-              </w:rPr>
-              <w:t xml:space="preserve">d)</w:t>
-            </w:r>
-            <w:r>
-              <w:rPr>
-                <w:rFonts w:ascii="Times New Roman" w:cs="Times New Roman" w:eastAsia="Times New Roman" w:hAnsi="Times New Roman"/>
-                <w:sz w:val="24"/>
-                <w:szCs w:val="24"/>
-              </w:rPr>
-              <w:t xml:space="preserve"> State </w:t>
-            </w:r>
-            <w:r>
-              <w:rPr>
-                <w:rFonts w:ascii="Times New Roman" w:cs="Times New Roman" w:eastAsia="Times New Roman" w:hAnsi="Times New Roman"/>
-                <w:b/>
-                <w:bCs/>
-                <w:sz w:val="24"/>
-                <w:szCs w:val="24"/>
-              </w:rPr>
-              <w:t xml:space="preserve">one</w:t>
-            </w:r>
-            <w:r>
-              <w:rPr>
-                <w:rFonts w:ascii="Times New Roman" w:cs="Times New Roman" w:eastAsia="Times New Roman" w:hAnsi="Times New Roman"/>
-                <w:sz w:val="24"/>
-                <w:szCs w:val="24"/>
-              </w:rPr>
-              <w:t xml:space="preserve"> characteristic of the equatorial climate shown by these figures. </w:t>
-            </w:r>
-            <w:r>
-              <w:rPr>
-                <w:rFonts w:ascii="Times New Roman" w:cs="Times New Roman" w:eastAsia="Times New Roman" w:hAnsi="Times New Roman"/>
-                <w:b/>
-                <w:bCs/>
-                <w:sz w:val="24"/>
-                <w:szCs w:val="24"/>
-              </w:rPr>
-              <w:t xml:space="preserve">(1 mark)</w:t>
             </w:r>
           </w:p>
           <w:p>
@@ -4161,7 +4035,7 @@
                 <w:sz w:val="19"/>
                 <w:szCs w:val="19"/>
               </w:rPr>
-              <w:t xml:space="preserve">A cotton harvest</w:t>
+              <w:t xml:space="preserve">An airport</w:t>
             </w:r>
           </w:p>
         </w:tc>
